--- a/러시아 인권변호사/1부/1부_12화_결심.docx
+++ b/러시아 인권변호사/1부/1부_12화_결심.docx
@@ -121,10 +121,20 @@
         <w:rPr>
           <w:rFonts w:ascii="Times New Roman" w:hAnsi="Times New Roman" w:eastAsia="Malgun Gothic"/>
           <w:b w:val="0"/>
+          <w:i/>
+          <w:color w:val="555555"/>
+          <w:sz w:val="22"/>
+        </w:rPr>
+        <w:t>(не задумываясь, протягивает ей стакан горячего чая)</w:t>
+      </w:r>
+      <w:r>
+        <w:rPr>
+          <w:rFonts w:ascii="Times New Roman" w:hAnsi="Times New Roman" w:eastAsia="Malgun Gothic"/>
+          <w:b w:val="0"/>
           <w:i w:val="0"/>
           <w:sz w:val="22"/>
         </w:rPr>
-        <w:t>Спасибо, Людмила. Он бы гордился, что вы пришли.</w:t>
+        <w:t xml:space="preserve"> Выпейте сначала горячего, Людмила.</w:t>
       </w:r>
     </w:p>
     <w:p>
@@ -139,75 +149,6 @@
           <w:sz w:val="22"/>
         </w:rPr>
         <w:t xml:space="preserve">Людмила: </w:t>
-      </w:r>
-      <w:r>
-        <w:rPr>
-          <w:rFonts w:ascii="Times New Roman" w:hAnsi="Times New Roman" w:eastAsia="Malgun Gothic"/>
-          <w:b w:val="0"/>
-          <w:i w:val="0"/>
-          <w:sz w:val="22"/>
-        </w:rPr>
-        <w:t>Как я могла не прийти? Он поверил в мою правду, когда в неё никто не верил. Вчера пришло письмо из прокуратуры — заявление о пересмотре приняли.</w:t>
-      </w:r>
-    </w:p>
-    <w:p>
-      <w:pPr>
-        <w:spacing w:before="0" w:after="110" w:line="300" w:lineRule="auto"/>
-      </w:pPr>
-      <w:r>
-        <w:rPr>
-          <w:rFonts w:ascii="Times New Roman" w:hAnsi="Times New Roman" w:eastAsia="Malgun Gothic"/>
-          <w:b/>
-          <w:i w:val="0"/>
-          <w:sz w:val="22"/>
-        </w:rPr>
-        <w:t xml:space="preserve">Лёша: </w:t>
-      </w:r>
-      <w:r>
-        <w:rPr>
-          <w:rFonts w:ascii="Times New Roman" w:hAnsi="Times New Roman" w:eastAsia="Malgun Gothic"/>
-          <w:b w:val="0"/>
-          <w:i w:val="0"/>
-          <w:sz w:val="22"/>
-        </w:rPr>
-        <w:t>Значит, дело живо.</w:t>
-      </w:r>
-    </w:p>
-    <w:p>
-      <w:pPr>
-        <w:spacing w:before="0" w:after="110" w:line="300" w:lineRule="auto"/>
-      </w:pPr>
-      <w:r>
-        <w:rPr>
-          <w:rFonts w:ascii="Times New Roman" w:hAnsi="Times New Roman" w:eastAsia="Malgun Gothic"/>
-          <w:b/>
-          <w:i w:val="0"/>
-          <w:sz w:val="22"/>
-        </w:rPr>
-        <w:t xml:space="preserve">Людмила: </w:t>
-      </w:r>
-      <w:r>
-        <w:rPr>
-          <w:rFonts w:ascii="Times New Roman" w:hAnsi="Times New Roman" w:eastAsia="Malgun Gothic"/>
-          <w:b w:val="0"/>
-          <w:i w:val="0"/>
-          <w:sz w:val="22"/>
-        </w:rPr>
-        <w:t>Дело живо. А его нет.</w:t>
-      </w:r>
-    </w:p>
-    <w:p>
-      <w:pPr>
-        <w:spacing w:before="0" w:after="110" w:line="300" w:lineRule="auto"/>
-      </w:pPr>
-      <w:r>
-        <w:rPr>
-          <w:rFonts w:ascii="Times New Roman" w:hAnsi="Times New Roman" w:eastAsia="Malgun Gothic"/>
-          <w:b/>
-          <w:i w:val="0"/>
-          <w:sz w:val="22"/>
-        </w:rPr>
-        <w:t xml:space="preserve">Семён: </w:t>
       </w:r>
       <w:r>
         <w:rPr>
@@ -217,7 +158,7 @@
           <w:color w:val="555555"/>
           <w:sz w:val="22"/>
         </w:rPr>
-        <w:t>(подходит, пожимает руку)</w:t>
+        <w:t>(берёт стакан обеими руками)</w:t>
       </w:r>
       <w:r>
         <w:rPr>
@@ -226,7 +167,7 @@
           <w:i w:val="0"/>
           <w:sz w:val="22"/>
         </w:rPr>
-        <w:t xml:space="preserve"> Крепитесь, Алексей Николаевич.</w:t>
+        <w:t xml:space="preserve"> Спасибо.</w:t>
       </w:r>
     </w:p>
     <w:p>
@@ -240,7 +181,7 @@
           <w:i w:val="0"/>
           <w:sz w:val="22"/>
         </w:rPr>
-        <w:t xml:space="preserve">Галина: </w:t>
+        <w:t xml:space="preserve">Лёша: </w:t>
       </w:r>
       <w:r>
         <w:rPr>
@@ -249,7 +190,7 @@
           <w:i w:val="0"/>
           <w:sz w:val="22"/>
         </w:rPr>
-        <w:t>Мы никогда не забудем, что он для нас сделал. И для Сени.</w:t>
+        <w:t>Он бы гордился, что вы пришли.</w:t>
       </w:r>
     </w:p>
     <w:p>
@@ -263,7 +204,7 @@
           <w:i w:val="0"/>
           <w:sz w:val="22"/>
         </w:rPr>
-        <w:t xml:space="preserve">Семён: </w:t>
+        <w:t xml:space="preserve">Людмила: </w:t>
       </w:r>
       <w:r>
         <w:rPr>
@@ -272,7 +213,7 @@
           <w:i w:val="0"/>
           <w:sz w:val="22"/>
         </w:rPr>
-        <w:t>Если бы не Виктор Петрович и не вы — я бы так и промолчал всю жизнь.</w:t>
+        <w:t>Как я могла не прийти? Он поверил в мою правду, когда в неё никто не верил. Вчера пришло письмо из прокуратуры — заявление о пересмотре приняли.</w:t>
       </w:r>
     </w:p>
     <w:p>
@@ -286,7 +227,7 @@
           <w:i w:val="0"/>
           <w:sz w:val="22"/>
         </w:rPr>
-        <w:t xml:space="preserve">Галина: </w:t>
+        <w:t xml:space="preserve">Лёша: </w:t>
       </w:r>
       <w:r>
         <w:rPr>
@@ -295,7 +236,7 @@
           <w:i w:val="0"/>
           <w:sz w:val="22"/>
         </w:rPr>
-        <w:t>Сеня теперь в суде под своим именем выступит. Правда, Сеня?</w:t>
+        <w:t>Значит, дело живо.</w:t>
       </w:r>
     </w:p>
     <w:p>
@@ -309,7 +250,7 @@
           <w:i w:val="0"/>
           <w:sz w:val="22"/>
         </w:rPr>
-        <w:t xml:space="preserve">Семён: </w:t>
+        <w:t xml:space="preserve">Людмила: </w:t>
       </w:r>
       <w:r>
         <w:rPr>
@@ -318,7 +259,7 @@
           <w:i w:val="0"/>
           <w:sz w:val="22"/>
         </w:rPr>
-        <w:t>Правда. Хватит прятаться. Виктор Петрович не прятался.</w:t>
+        <w:t>Дело живо. А его нет.</w:t>
       </w:r>
     </w:p>
     <w:p>
@@ -332,7 +273,53 @@
           <w:i w:val="0"/>
           <w:sz w:val="22"/>
         </w:rPr>
-        <w:t xml:space="preserve">Марина: </w:t>
+        <w:t xml:space="preserve">Лёша: </w:t>
+      </w:r>
+      <w:r>
+        <w:rPr>
+          <w:rFonts w:ascii="Times New Roman" w:hAnsi="Times New Roman" w:eastAsia="Malgun Gothic"/>
+          <w:b w:val="0"/>
+          <w:i w:val="0"/>
+          <w:sz w:val="22"/>
+        </w:rPr>
+        <w:t>Он бы сказал, что это и есть главное — чтобы дело жило дольше, чем мы.</w:t>
+      </w:r>
+    </w:p>
+    <w:p>
+      <w:pPr>
+        <w:spacing w:before="0" w:after="110" w:line="300" w:lineRule="auto"/>
+      </w:pPr>
+      <w:r>
+        <w:rPr>
+          <w:rFonts w:ascii="Times New Roman" w:hAnsi="Times New Roman" w:eastAsia="Malgun Gothic"/>
+          <w:b/>
+          <w:i w:val="0"/>
+          <w:sz w:val="22"/>
+        </w:rPr>
+        <w:t xml:space="preserve">Людмила: </w:t>
+      </w:r>
+      <w:r>
+        <w:rPr>
+          <w:rFonts w:ascii="Times New Roman" w:hAnsi="Times New Roman" w:eastAsia="Malgun Gothic"/>
+          <w:b w:val="0"/>
+          <w:i w:val="0"/>
+          <w:sz w:val="22"/>
+        </w:rPr>
+        <w:t>Может, и сказал бы. А я бы ему ответила, что лучше бы жили оба.</w:t>
+      </w:r>
+    </w:p>
+    <w:p>
+      <w:pPr>
+        <w:spacing w:before="0" w:after="110" w:line="300" w:lineRule="auto"/>
+      </w:pPr>
+      <w:r>
+        <w:rPr>
+          <w:rFonts w:ascii="Times New Roman" w:hAnsi="Times New Roman" w:eastAsia="Malgun Gothic"/>
+          <w:b/>
+          <w:i w:val="0"/>
+          <w:sz w:val="22"/>
+        </w:rPr>
+        <w:t xml:space="preserve">Семён: </w:t>
       </w:r>
       <w:r>
         <w:rPr>
@@ -342,7 +329,7 @@
           <w:color w:val="555555"/>
           <w:sz w:val="22"/>
         </w:rPr>
-        <w:t>(подходит с несколькими работницами «Новтекса»)</w:t>
+        <w:t>(подходит, пожимает руку)</w:t>
       </w:r>
       <w:r>
         <w:rPr>
@@ -351,7 +338,7 @@
           <w:i w:val="0"/>
           <w:sz w:val="22"/>
         </w:rPr>
-        <w:t xml:space="preserve"> Мы тоже пришли, Алексей Николаевич. Всей фабрикой пришли бы, да не всех отпустили.</w:t>
+        <w:t xml:space="preserve"> Крепитесь, Алексей Николаевич.</w:t>
       </w:r>
     </w:p>
     <w:p>
@@ -365,7 +352,7 @@
           <w:i w:val="0"/>
           <w:sz w:val="22"/>
         </w:rPr>
-        <w:t xml:space="preserve">Лёша: </w:t>
+        <w:t xml:space="preserve">Галина: </w:t>
       </w:r>
       <w:r>
         <w:rPr>
@@ -374,7 +361,280 @@
           <w:i w:val="0"/>
           <w:sz w:val="22"/>
         </w:rPr>
+        <w:t>Мы никогда не забудем, что он для нас сделал. И для Сени.</w:t>
+      </w:r>
+    </w:p>
+    <w:p>
+      <w:pPr>
+        <w:spacing w:before="0" w:after="110" w:line="300" w:lineRule="auto"/>
+      </w:pPr>
+      <w:r>
+        <w:rPr>
+          <w:rFonts w:ascii="Times New Roman" w:hAnsi="Times New Roman" w:eastAsia="Malgun Gothic"/>
+          <w:b/>
+          <w:i w:val="0"/>
+          <w:sz w:val="22"/>
+        </w:rPr>
+        <w:t xml:space="preserve">Семён: </w:t>
+      </w:r>
+      <w:r>
+        <w:rPr>
+          <w:rFonts w:ascii="Times New Roman" w:hAnsi="Times New Roman" w:eastAsia="Malgun Gothic"/>
+          <w:b w:val="0"/>
+          <w:i w:val="0"/>
+          <w:sz w:val="22"/>
+        </w:rPr>
+        <w:t>Если бы не Виктор Петрович и не вы — я бы так и промолчал всю жизнь.</w:t>
+      </w:r>
+    </w:p>
+    <w:p>
+      <w:pPr>
+        <w:spacing w:before="0" w:after="110" w:line="300" w:lineRule="auto"/>
+      </w:pPr>
+      <w:r>
+        <w:rPr>
+          <w:rFonts w:ascii="Times New Roman" w:hAnsi="Times New Roman" w:eastAsia="Malgun Gothic"/>
+          <w:b/>
+          <w:i w:val="0"/>
+          <w:sz w:val="22"/>
+        </w:rPr>
+        <w:t xml:space="preserve">Галина: </w:t>
+      </w:r>
+      <w:r>
+        <w:rPr>
+          <w:rFonts w:ascii="Times New Roman" w:hAnsi="Times New Roman" w:eastAsia="Malgun Gothic"/>
+          <w:b w:val="0"/>
+          <w:i w:val="0"/>
+          <w:sz w:val="22"/>
+        </w:rPr>
+        <w:t>Сеня теперь в суде под своим именем выступит. Правда, Сеня?</w:t>
+      </w:r>
+    </w:p>
+    <w:p>
+      <w:pPr>
+        <w:spacing w:before="0" w:after="110" w:line="300" w:lineRule="auto"/>
+      </w:pPr>
+      <w:r>
+        <w:rPr>
+          <w:rFonts w:ascii="Times New Roman" w:hAnsi="Times New Roman" w:eastAsia="Malgun Gothic"/>
+          <w:b/>
+          <w:i w:val="0"/>
+          <w:sz w:val="22"/>
+        </w:rPr>
+        <w:t xml:space="preserve">Семён: </w:t>
+      </w:r>
+      <w:r>
+        <w:rPr>
+          <w:rFonts w:ascii="Times New Roman" w:hAnsi="Times New Roman" w:eastAsia="Malgun Gothic"/>
+          <w:b w:val="0"/>
+          <w:i w:val="0"/>
+          <w:sz w:val="22"/>
+        </w:rPr>
+        <w:t>Правда. Хватит прятаться. Виктор Петрович не прятался.</w:t>
+      </w:r>
+    </w:p>
+    <w:p>
+      <w:pPr>
+        <w:spacing w:before="0" w:after="110" w:line="300" w:lineRule="auto"/>
+      </w:pPr>
+      <w:r>
+        <w:rPr>
+          <w:rFonts w:ascii="Times New Roman" w:hAnsi="Times New Roman" w:eastAsia="Malgun Gothic"/>
+          <w:b/>
+          <w:i w:val="0"/>
+          <w:sz w:val="22"/>
+        </w:rPr>
+        <w:t xml:space="preserve">Лёша: </w:t>
+      </w:r>
+      <w:r>
+        <w:rPr>
+          <w:rFonts w:ascii="Times New Roman" w:hAnsi="Times New Roman" w:eastAsia="Malgun Gothic"/>
+          <w:b w:val="0"/>
+          <w:i w:val="0"/>
+          <w:sz w:val="22"/>
+        </w:rPr>
+        <w:t>Семён Иванович, вы уверены? Можно ещё подождать, пока всё уляжется.</w:t>
+      </w:r>
+    </w:p>
+    <w:p>
+      <w:pPr>
+        <w:spacing w:before="0" w:after="110" w:line="300" w:lineRule="auto"/>
+      </w:pPr>
+      <w:r>
+        <w:rPr>
+          <w:rFonts w:ascii="Times New Roman" w:hAnsi="Times New Roman" w:eastAsia="Malgun Gothic"/>
+          <w:b/>
+          <w:i w:val="0"/>
+          <w:sz w:val="22"/>
+        </w:rPr>
+        <w:t xml:space="preserve">Семён: </w:t>
+      </w:r>
+      <w:r>
+        <w:rPr>
+          <w:rFonts w:ascii="Times New Roman" w:hAnsi="Times New Roman" w:eastAsia="Malgun Gothic"/>
+          <w:b w:val="0"/>
+          <w:i w:val="0"/>
+          <w:sz w:val="22"/>
+        </w:rPr>
+        <w:t>Уляжется — это когда? Когда и меня хоронить будут? Нет уж. Галя права была с самого начала.</w:t>
+      </w:r>
+    </w:p>
+    <w:p>
+      <w:pPr>
+        <w:spacing w:before="0" w:after="110" w:line="300" w:lineRule="auto"/>
+      </w:pPr>
+      <w:r>
+        <w:rPr>
+          <w:rFonts w:ascii="Times New Roman" w:hAnsi="Times New Roman" w:eastAsia="Malgun Gothic"/>
+          <w:b/>
+          <w:i w:val="0"/>
+          <w:sz w:val="22"/>
+        </w:rPr>
+        <w:t xml:space="preserve">Галина: </w:t>
+      </w:r>
+      <w:r>
+        <w:rPr>
+          <w:rFonts w:ascii="Times New Roman" w:hAnsi="Times New Roman" w:eastAsia="Malgun Gothic"/>
+          <w:b w:val="0"/>
+          <w:i w:val="0"/>
+          <w:sz w:val="22"/>
+        </w:rPr>
+        <w:t>Я всегда права, Сеня. Просто ты поздно это замечаешь.</w:t>
+      </w:r>
+    </w:p>
+    <w:p>
+      <w:pPr>
+        <w:spacing w:before="0" w:after="110" w:line="300" w:lineRule="auto"/>
+      </w:pPr>
+      <w:r>
+        <w:rPr>
+          <w:rFonts w:ascii="Times New Roman" w:hAnsi="Times New Roman" w:eastAsia="Malgun Gothic"/>
+          <w:b/>
+          <w:i w:val="0"/>
+          <w:sz w:val="22"/>
+        </w:rPr>
+        <w:t xml:space="preserve">Марина: </w:t>
+      </w:r>
+      <w:r>
+        <w:rPr>
+          <w:rFonts w:ascii="Times New Roman" w:hAnsi="Times New Roman" w:eastAsia="Malgun Gothic"/>
+          <w:b w:val="0"/>
+          <w:i/>
+          <w:color w:val="555555"/>
+          <w:sz w:val="22"/>
+        </w:rPr>
+        <w:t>(подходит с несколькими работницами «Новтекса»)</w:t>
+      </w:r>
+      <w:r>
+        <w:rPr>
+          <w:rFonts w:ascii="Times New Roman" w:hAnsi="Times New Roman" w:eastAsia="Malgun Gothic"/>
+          <w:b w:val="0"/>
+          <w:i w:val="0"/>
+          <w:sz w:val="22"/>
+        </w:rPr>
+        <w:t xml:space="preserve"> Мы тоже пришли, Алексей Николаевич. Всей фабрикой пришли бы, да не всех отпустили.</w:t>
+      </w:r>
+    </w:p>
+    <w:p>
+      <w:pPr>
+        <w:spacing w:before="0" w:after="110" w:line="300" w:lineRule="auto"/>
+      </w:pPr>
+      <w:r>
+        <w:rPr>
+          <w:rFonts w:ascii="Times New Roman" w:hAnsi="Times New Roman" w:eastAsia="Malgun Gothic"/>
+          <w:b/>
+          <w:i w:val="0"/>
+          <w:sz w:val="22"/>
+        </w:rPr>
+        <w:t xml:space="preserve">Лёша: </w:t>
+      </w:r>
+      <w:r>
+        <w:rPr>
+          <w:rFonts w:ascii="Times New Roman" w:hAnsi="Times New Roman" w:eastAsia="Malgun Gothic"/>
+          <w:b w:val="0"/>
+          <w:i w:val="0"/>
+          <w:sz w:val="22"/>
+        </w:rPr>
         <w:t>Спасибо, Марина Дмитриевна. Ему бы это было важно.</w:t>
+      </w:r>
+    </w:p>
+    <w:p>
+      <w:pPr>
+        <w:spacing w:before="0" w:after="110" w:line="300" w:lineRule="auto"/>
+      </w:pPr>
+      <w:r>
+        <w:rPr>
+          <w:rFonts w:ascii="Times New Roman" w:hAnsi="Times New Roman" w:eastAsia="Malgun Gothic"/>
+          <w:b/>
+          <w:i w:val="0"/>
+          <w:sz w:val="22"/>
+        </w:rPr>
+        <w:t xml:space="preserve">Марина: </w:t>
+      </w:r>
+      <w:r>
+        <w:rPr>
+          <w:rFonts w:ascii="Times New Roman" w:hAnsi="Times New Roman" w:eastAsia="Malgun Gothic"/>
+          <w:b w:val="0"/>
+          <w:i w:val="0"/>
+          <w:sz w:val="22"/>
+        </w:rPr>
+        <w:t>Он ведь к нам на фабрику приезжал, помните? В проходную его не пустили, так он с девчонками полчаса у ворот стоял, под дождём, объяснял, что такое сверхурочные по закону.</w:t>
+      </w:r>
+    </w:p>
+    <w:p>
+      <w:pPr>
+        <w:spacing w:before="0" w:after="110" w:line="300" w:lineRule="auto"/>
+      </w:pPr>
+      <w:r>
+        <w:rPr>
+          <w:rFonts w:ascii="Times New Roman" w:hAnsi="Times New Roman" w:eastAsia="Malgun Gothic"/>
+          <w:b/>
+          <w:i w:val="0"/>
+          <w:sz w:val="22"/>
+        </w:rPr>
+        <w:t xml:space="preserve">Лёша: </w:t>
+      </w:r>
+      <w:r>
+        <w:rPr>
+          <w:rFonts w:ascii="Times New Roman" w:hAnsi="Times New Roman" w:eastAsia="Malgun Gothic"/>
+          <w:b w:val="0"/>
+          <w:i w:val="0"/>
+          <w:sz w:val="22"/>
+        </w:rPr>
+        <w:t>Помню. Потом неделю кашлял и говорил, что оно того стоило.</w:t>
+      </w:r>
+    </w:p>
+    <w:p>
+      <w:pPr>
+        <w:spacing w:before="0" w:after="110" w:line="300" w:lineRule="auto"/>
+      </w:pPr>
+      <w:r>
+        <w:rPr>
+          <w:rFonts w:ascii="Times New Roman" w:hAnsi="Times New Roman" w:eastAsia="Malgun Gothic"/>
+          <w:b/>
+          <w:i w:val="0"/>
+          <w:sz w:val="22"/>
+        </w:rPr>
+        <w:t xml:space="preserve">Марина: </w:t>
+      </w:r>
+      <w:r>
+        <w:rPr>
+          <w:rFonts w:ascii="Times New Roman" w:hAnsi="Times New Roman" w:eastAsia="Malgun Gothic"/>
+          <w:b w:val="0"/>
+          <w:i/>
+          <w:color w:val="555555"/>
+          <w:sz w:val="22"/>
+        </w:rPr>
+        <w:t>(улыбается сквозь слёзы)</w:t>
+      </w:r>
+      <w:r>
+        <w:rPr>
+          <w:rFonts w:ascii="Times New Roman" w:hAnsi="Times New Roman" w:eastAsia="Malgun Gothic"/>
+          <w:b w:val="0"/>
+          <w:i w:val="0"/>
+          <w:sz w:val="22"/>
+        </w:rPr>
+        <w:t xml:space="preserve"> Мы тогда решили, что он сумасшедший. Хороший сумасшедший.</w:t>
       </w:r>
     </w:p>
     <w:p>
@@ -493,6 +753,72 @@
           <w:i w:val="0"/>
           <w:sz w:val="22"/>
         </w:rPr>
+        <w:t xml:space="preserve">Людмила: </w:t>
+      </w:r>
+      <w:r>
+        <w:rPr>
+          <w:rFonts w:ascii="Times New Roman" w:hAnsi="Times New Roman" w:eastAsia="Malgun Gothic"/>
+          <w:b w:val="0"/>
+          <w:i/>
+          <w:color w:val="555555"/>
+          <w:sz w:val="22"/>
+        </w:rPr>
+        <w:t>(тихо)</w:t>
+      </w:r>
+      <w:r>
+        <w:rPr>
+          <w:rFonts w:ascii="Times New Roman" w:hAnsi="Times New Roman" w:eastAsia="Malgun Gothic"/>
+          <w:b w:val="0"/>
+          <w:i w:val="0"/>
+          <w:sz w:val="22"/>
+        </w:rPr>
+        <w:t xml:space="preserve"> Не зарастёт.</w:t>
+      </w:r>
+    </w:p>
+    <w:p>
+      <w:pPr>
+        <w:spacing w:before="0" w:after="110" w:line="300" w:lineRule="auto"/>
+      </w:pPr>
+      <w:r>
+        <w:rPr>
+          <w:rFonts w:ascii="Times New Roman" w:hAnsi="Times New Roman" w:eastAsia="Malgun Gothic"/>
+          <w:b/>
+          <w:i w:val="0"/>
+          <w:sz w:val="22"/>
+        </w:rPr>
+        <w:t xml:space="preserve">Семён: </w:t>
+      </w:r>
+      <w:r>
+        <w:rPr>
+          <w:rFonts w:ascii="Times New Roman" w:hAnsi="Times New Roman" w:eastAsia="Malgun Gothic"/>
+          <w:b w:val="0"/>
+          <w:i/>
+          <w:color w:val="555555"/>
+          <w:sz w:val="22"/>
+        </w:rPr>
+        <w:t>(глухо)</w:t>
+      </w:r>
+      <w:r>
+        <w:rPr>
+          <w:rFonts w:ascii="Times New Roman" w:hAnsi="Times New Roman" w:eastAsia="Malgun Gothic"/>
+          <w:b w:val="0"/>
+          <w:i w:val="0"/>
+          <w:sz w:val="22"/>
+        </w:rPr>
+        <w:t xml:space="preserve"> Не зарастёт.</w:t>
+      </w:r>
+    </w:p>
+    <w:p>
+      <w:pPr>
+        <w:spacing w:before="0" w:after="110" w:line="300" w:lineRule="auto"/>
+      </w:pPr>
+      <w:r>
+        <w:rPr>
+          <w:rFonts w:ascii="Times New Roman" w:hAnsi="Times New Roman" w:eastAsia="Malgun Gothic"/>
+          <w:b/>
+          <w:i w:val="0"/>
+          <w:sz w:val="22"/>
+        </w:rPr>
         <w:t xml:space="preserve">Зоя: </w:t>
       </w:r>
       <w:r>
@@ -832,6 +1158,182 @@
     </w:p>
     <w:p>
       <w:pPr>
+        <w:spacing w:before="0" w:after="110" w:line="300" w:lineRule="auto"/>
+      </w:pPr>
+      <w:r>
+        <w:rPr>
+          <w:rFonts w:ascii="Times New Roman" w:hAnsi="Times New Roman" w:eastAsia="Malgun Gothic"/>
+          <w:b/>
+          <w:i w:val="0"/>
+          <w:sz w:val="22"/>
+        </w:rPr>
+        <w:t xml:space="preserve">Лёша: </w:t>
+      </w:r>
+      <w:r>
+        <w:rPr>
+          <w:rFonts w:ascii="Times New Roman" w:hAnsi="Times New Roman" w:eastAsia="Malgun Gothic"/>
+          <w:b w:val="0"/>
+          <w:i w:val="0"/>
+          <w:sz w:val="22"/>
+        </w:rPr>
+        <w:t>Щедростью?</w:t>
+      </w:r>
+    </w:p>
+    <w:p>
+      <w:pPr>
+        <w:spacing w:before="0" w:after="110" w:line="300" w:lineRule="auto"/>
+      </w:pPr>
+      <w:r>
+        <w:rPr>
+          <w:rFonts w:ascii="Times New Roman" w:hAnsi="Times New Roman" w:eastAsia="Malgun Gothic"/>
+          <w:b/>
+          <w:i w:val="0"/>
+          <w:sz w:val="22"/>
+        </w:rPr>
+        <w:t xml:space="preserve">Ольга: </w:t>
+      </w:r>
+      <w:r>
+        <w:rPr>
+          <w:rFonts w:ascii="Times New Roman" w:hAnsi="Times New Roman" w:eastAsia="Malgun Gothic"/>
+          <w:b w:val="0"/>
+          <w:i w:val="0"/>
+          <w:sz w:val="22"/>
+        </w:rPr>
+        <w:t>Щедростью. Вам будут предлагать деньги, офисы, партнёрства. Половина — от чистого сердца, половина — чтобы потом попросить об одолжении. Самое трудное — отличить одно от другого, пока не поздно.</w:t>
+      </w:r>
+    </w:p>
+    <w:p>
+      <w:pPr>
+        <w:spacing w:before="0" w:after="110" w:line="300" w:lineRule="auto"/>
+      </w:pPr>
+      <w:r>
+        <w:rPr>
+          <w:rFonts w:ascii="Times New Roman" w:hAnsi="Times New Roman" w:eastAsia="Malgun Gothic"/>
+          <w:b/>
+          <w:i w:val="0"/>
+          <w:sz w:val="22"/>
+        </w:rPr>
+        <w:t xml:space="preserve">Лёша: </w:t>
+      </w:r>
+      <w:r>
+        <w:rPr>
+          <w:rFonts w:ascii="Times New Roman" w:hAnsi="Times New Roman" w:eastAsia="Malgun Gothic"/>
+          <w:b w:val="0"/>
+          <w:i w:val="0"/>
+          <w:sz w:val="22"/>
+        </w:rPr>
+        <w:t>Вы научите?</w:t>
+      </w:r>
+    </w:p>
+    <w:p>
+      <w:pPr>
+        <w:spacing w:before="0" w:after="110" w:line="300" w:lineRule="auto"/>
+      </w:pPr>
+      <w:r>
+        <w:rPr>
+          <w:rFonts w:ascii="Times New Roman" w:hAnsi="Times New Roman" w:eastAsia="Malgun Gothic"/>
+          <w:b/>
+          <w:i w:val="0"/>
+          <w:sz w:val="22"/>
+        </w:rPr>
+        <w:t xml:space="preserve">Ольга: </w:t>
+      </w:r>
+      <w:r>
+        <w:rPr>
+          <w:rFonts w:ascii="Times New Roman" w:hAnsi="Times New Roman" w:eastAsia="Malgun Gothic"/>
+          <w:b w:val="0"/>
+          <w:i w:val="0"/>
+          <w:sz w:val="22"/>
+        </w:rPr>
+        <w:t xml:space="preserve">Научу, чему смогу. Остальному научат ошибки. </w:t>
+      </w:r>
+      <w:r>
+        <w:rPr>
+          <w:rFonts w:ascii="Times New Roman" w:hAnsi="Times New Roman" w:eastAsia="Malgun Gothic"/>
+          <w:b w:val="0"/>
+          <w:i/>
+          <w:color w:val="555555"/>
+          <w:sz w:val="22"/>
+        </w:rPr>
+        <w:t>(пауза)</w:t>
+      </w:r>
+      <w:r>
+        <w:rPr>
+          <w:rFonts w:ascii="Times New Roman" w:hAnsi="Times New Roman" w:eastAsia="Malgun Gothic"/>
+          <w:b w:val="0"/>
+          <w:i w:val="0"/>
+          <w:sz w:val="22"/>
+        </w:rPr>
+        <w:t xml:space="preserve"> Я поеду с вами, Алексей. Сеть нужно строить оттуда.</w:t>
+      </w:r>
+    </w:p>
+    <w:p>
+      <w:pPr>
+        <w:spacing w:before="0" w:after="110" w:line="300" w:lineRule="auto"/>
+      </w:pPr>
+      <w:r>
+        <w:rPr>
+          <w:rFonts w:ascii="Times New Roman" w:hAnsi="Times New Roman" w:eastAsia="Malgun Gothic"/>
+          <w:b/>
+          <w:i w:val="0"/>
+          <w:sz w:val="22"/>
+        </w:rPr>
+        <w:t xml:space="preserve">Лёша: </w:t>
+      </w:r>
+      <w:r>
+        <w:rPr>
+          <w:rFonts w:ascii="Times New Roman" w:hAnsi="Times New Roman" w:eastAsia="Malgun Gothic"/>
+          <w:b w:val="0"/>
+          <w:i w:val="0"/>
+          <w:sz w:val="22"/>
+        </w:rPr>
+        <w:t>Виктор Петрович говорил, что такие союзы случаются редко.</w:t>
+      </w:r>
+    </w:p>
+    <w:p>
+      <w:pPr>
+        <w:spacing w:before="0" w:after="110" w:line="300" w:lineRule="auto"/>
+      </w:pPr>
+      <w:r>
+        <w:rPr>
+          <w:rFonts w:ascii="Times New Roman" w:hAnsi="Times New Roman" w:eastAsia="Malgun Gothic"/>
+          <w:b/>
+          <w:i w:val="0"/>
+          <w:sz w:val="22"/>
+        </w:rPr>
+        <w:t xml:space="preserve">Ольга: </w:t>
+      </w:r>
+      <w:r>
+        <w:rPr>
+          <w:rFonts w:ascii="Times New Roman" w:hAnsi="Times New Roman" w:eastAsia="Malgun Gothic"/>
+          <w:b w:val="0"/>
+          <w:i w:val="0"/>
+          <w:sz w:val="22"/>
+        </w:rPr>
+        <w:t xml:space="preserve">Он и мне это говорил. Про вас. </w:t>
+      </w:r>
+      <w:r>
+        <w:rPr>
+          <w:rFonts w:ascii="Times New Roman" w:hAnsi="Times New Roman" w:eastAsia="Malgun Gothic"/>
+          <w:b w:val="0"/>
+          <w:i/>
+          <w:color w:val="555555"/>
+          <w:sz w:val="22"/>
+        </w:rPr>
+        <w:t>(пауза)</w:t>
+      </w:r>
+      <w:r>
+        <w:rPr>
+          <w:rFonts w:ascii="Times New Roman" w:hAnsi="Times New Roman" w:eastAsia="Malgun Gothic"/>
+          <w:b w:val="0"/>
+          <w:i w:val="0"/>
+          <w:sz w:val="22"/>
+        </w:rPr>
+        <w:t xml:space="preserve"> Не подведите его — и меня тоже.</w:t>
+      </w:r>
+    </w:p>
+    <w:p>
+      <w:pPr>
         <w:keepNext/>
         <w:spacing w:before="320" w:after="140"/>
       </w:pPr>
@@ -1121,6 +1623,154 @@
     </w:p>
     <w:p>
       <w:pPr>
+        <w:spacing w:before="0" w:after="110" w:line="300" w:lineRule="auto"/>
+      </w:pPr>
+      <w:r>
+        <w:rPr>
+          <w:rFonts w:ascii="Times New Roman" w:hAnsi="Times New Roman" w:eastAsia="Malgun Gothic"/>
+          <w:b/>
+          <w:i w:val="0"/>
+          <w:sz w:val="22"/>
+        </w:rPr>
+        <w:t xml:space="preserve">Лёша: </w:t>
+      </w:r>
+      <w:r>
+        <w:rPr>
+          <w:rFonts w:ascii="Times New Roman" w:hAnsi="Times New Roman" w:eastAsia="Malgun Gothic"/>
+          <w:b w:val="0"/>
+          <w:i w:val="0"/>
+          <w:sz w:val="22"/>
+        </w:rPr>
+        <w:t>Вы же понимаете, что после этой статьи и вам начнут звонить?</w:t>
+      </w:r>
+    </w:p>
+    <w:p>
+      <w:pPr>
+        <w:spacing w:before="0" w:after="110" w:line="300" w:lineRule="auto"/>
+      </w:pPr>
+      <w:r>
+        <w:rPr>
+          <w:rFonts w:ascii="Times New Roman" w:hAnsi="Times New Roman" w:eastAsia="Malgun Gothic"/>
+          <w:b/>
+          <w:i w:val="0"/>
+          <w:sz w:val="22"/>
+        </w:rPr>
+        <w:t xml:space="preserve">Дарья: </w:t>
+      </w:r>
+      <w:r>
+        <w:rPr>
+          <w:rFonts w:ascii="Times New Roman" w:hAnsi="Times New Roman" w:eastAsia="Malgun Gothic"/>
+          <w:b w:val="0"/>
+          <w:i w:val="0"/>
+          <w:sz w:val="22"/>
+        </w:rPr>
+        <w:t>Мне звонят с тех пор, как я написала первую заметку. Я просто меняю номера чаще, чем обувь.</w:t>
+      </w:r>
+    </w:p>
+    <w:p>
+      <w:pPr>
+        <w:spacing w:before="0" w:after="110" w:line="300" w:lineRule="auto"/>
+      </w:pPr>
+      <w:r>
+        <w:rPr>
+          <w:rFonts w:ascii="Times New Roman" w:hAnsi="Times New Roman" w:eastAsia="Malgun Gothic"/>
+          <w:b/>
+          <w:i w:val="0"/>
+          <w:sz w:val="22"/>
+        </w:rPr>
+        <w:t xml:space="preserve">Лёша: </w:t>
+      </w:r>
+      <w:r>
+        <w:rPr>
+          <w:rFonts w:ascii="Times New Roman" w:hAnsi="Times New Roman" w:eastAsia="Malgun Gothic"/>
+          <w:b w:val="0"/>
+          <w:i w:val="0"/>
+          <w:sz w:val="22"/>
+        </w:rPr>
+        <w:t>Дарья… будьте осторожны. Я не хочу хоронить ещё кого-то.</w:t>
+      </w:r>
+    </w:p>
+    <w:p>
+      <w:pPr>
+        <w:spacing w:before="0" w:after="110" w:line="300" w:lineRule="auto"/>
+      </w:pPr>
+      <w:r>
+        <w:rPr>
+          <w:rFonts w:ascii="Times New Roman" w:hAnsi="Times New Roman" w:eastAsia="Malgun Gothic"/>
+          <w:b/>
+          <w:i w:val="0"/>
+          <w:sz w:val="22"/>
+        </w:rPr>
+        <w:t xml:space="preserve">Дарья: </w:t>
+      </w:r>
+      <w:r>
+        <w:rPr>
+          <w:rFonts w:ascii="Times New Roman" w:hAnsi="Times New Roman" w:eastAsia="Malgun Gothic"/>
+          <w:b w:val="0"/>
+          <w:i/>
+          <w:color w:val="555555"/>
+          <w:sz w:val="22"/>
+        </w:rPr>
+        <w:t>(серьёзно)</w:t>
+      </w:r>
+      <w:r>
+        <w:rPr>
+          <w:rFonts w:ascii="Times New Roman" w:hAnsi="Times New Roman" w:eastAsia="Malgun Gothic"/>
+          <w:b w:val="0"/>
+          <w:i w:val="0"/>
+          <w:sz w:val="22"/>
+        </w:rPr>
+        <w:t xml:space="preserve"> А я не хочу, чтобы вам пришлось. Поэтому напишу так, чтобы каждое слово было подтверждено. Пусть попробуют опровергнуть.</w:t>
+      </w:r>
+    </w:p>
+    <w:p>
+      <w:pPr>
+        <w:spacing w:before="0" w:after="110" w:line="300" w:lineRule="auto"/>
+      </w:pPr>
+      <w:r>
+        <w:rPr>
+          <w:rFonts w:ascii="Times New Roman" w:hAnsi="Times New Roman" w:eastAsia="Malgun Gothic"/>
+          <w:b/>
+          <w:i w:val="0"/>
+          <w:sz w:val="22"/>
+        </w:rPr>
+        <w:t xml:space="preserve">Лёша: </w:t>
+      </w:r>
+      <w:r>
+        <w:rPr>
+          <w:rFonts w:ascii="Times New Roman" w:hAnsi="Times New Roman" w:eastAsia="Malgun Gothic"/>
+          <w:b w:val="0"/>
+          <w:i w:val="0"/>
+          <w:sz w:val="22"/>
+        </w:rPr>
+        <w:t>Он бы это одобрил. «Доказательства, а не крик».</w:t>
+      </w:r>
+    </w:p>
+    <w:p>
+      <w:pPr>
+        <w:spacing w:before="0" w:after="110" w:line="300" w:lineRule="auto"/>
+      </w:pPr>
+      <w:r>
+        <w:rPr>
+          <w:rFonts w:ascii="Times New Roman" w:hAnsi="Times New Roman" w:eastAsia="Malgun Gothic"/>
+          <w:b/>
+          <w:i w:val="0"/>
+          <w:sz w:val="22"/>
+        </w:rPr>
+        <w:t xml:space="preserve">Дарья: </w:t>
+      </w:r>
+      <w:r>
+        <w:rPr>
+          <w:rFonts w:ascii="Times New Roman" w:hAnsi="Times New Roman" w:eastAsia="Malgun Gothic"/>
+          <w:b w:val="0"/>
+          <w:i w:val="0"/>
+          <w:sz w:val="22"/>
+        </w:rPr>
+        <w:t>Знаю. Вы мне это уже говорили. Кажется, я начинаю цитировать Быкова чаще, чем Ахматову.</w:t>
+      </w:r>
+    </w:p>
+    <w:p>
+      <w:pPr>
         <w:keepNext/>
         <w:spacing w:before="320" w:after="140"/>
       </w:pPr>
@@ -1377,6 +2027,141 @@
     </w:p>
     <w:p>
       <w:pPr>
+        <w:spacing w:before="0" w:after="110" w:line="300" w:lineRule="auto"/>
+      </w:pPr>
+      <w:r>
+        <w:rPr>
+          <w:rFonts w:ascii="Times New Roman" w:hAnsi="Times New Roman" w:eastAsia="Malgun Gothic"/>
+          <w:b/>
+          <w:i w:val="0"/>
+          <w:sz w:val="22"/>
+        </w:rPr>
+        <w:t xml:space="preserve">Павел: </w:t>
+      </w:r>
+      <w:r>
+        <w:rPr>
+          <w:rFonts w:ascii="Times New Roman" w:hAnsi="Times New Roman" w:eastAsia="Malgun Gothic"/>
+          <w:b w:val="0"/>
+          <w:i/>
+          <w:color w:val="555555"/>
+          <w:sz w:val="22"/>
+        </w:rPr>
+        <w:t>(тихо)</w:t>
+      </w:r>
+      <w:r>
+        <w:rPr>
+          <w:rFonts w:ascii="Times New Roman" w:hAnsi="Times New Roman" w:eastAsia="Malgun Gothic"/>
+          <w:b w:val="0"/>
+          <w:i w:val="0"/>
+          <w:sz w:val="22"/>
+        </w:rPr>
+        <w:t xml:space="preserve"> Вот этого я и боюсь, Лёш. Что не можешь.</w:t>
+      </w:r>
+    </w:p>
+    <w:p>
+      <w:pPr>
+        <w:spacing w:before="0" w:after="110" w:line="300" w:lineRule="auto"/>
+      </w:pPr>
+      <w:r>
+        <w:rPr>
+          <w:rFonts w:ascii="Times New Roman" w:hAnsi="Times New Roman" w:eastAsia="Malgun Gothic"/>
+          <w:b/>
+          <w:i w:val="0"/>
+          <w:sz w:val="22"/>
+        </w:rPr>
+        <w:t xml:space="preserve">Лёша: </w:t>
+      </w:r>
+      <w:r>
+        <w:rPr>
+          <w:rFonts w:ascii="Times New Roman" w:hAnsi="Times New Roman" w:eastAsia="Malgun Gothic"/>
+          <w:b w:val="0"/>
+          <w:i w:val="0"/>
+          <w:sz w:val="22"/>
+        </w:rPr>
+        <w:t>А ты? Ты можешь остановиться?</w:t>
+      </w:r>
+    </w:p>
+    <w:p>
+      <w:pPr>
+        <w:spacing w:before="0" w:after="110" w:line="300" w:lineRule="auto"/>
+      </w:pPr>
+      <w:r>
+        <w:rPr>
+          <w:rFonts w:ascii="Times New Roman" w:hAnsi="Times New Roman" w:eastAsia="Malgun Gothic"/>
+          <w:b/>
+          <w:i w:val="0"/>
+          <w:sz w:val="22"/>
+        </w:rPr>
+        <w:t xml:space="preserve">Павел: </w:t>
+      </w:r>
+      <w:r>
+        <w:rPr>
+          <w:rFonts w:ascii="Times New Roman" w:hAnsi="Times New Roman" w:eastAsia="Malgun Gothic"/>
+          <w:b w:val="0"/>
+          <w:i w:val="0"/>
+          <w:sz w:val="22"/>
+        </w:rPr>
+        <w:t>Я — могу. В этом вся разница между нами. Не знаю пока, хорошая она или плохая.</w:t>
+      </w:r>
+    </w:p>
+    <w:p>
+      <w:pPr>
+        <w:spacing w:before="0" w:after="110" w:line="300" w:lineRule="auto"/>
+      </w:pPr>
+      <w:r>
+        <w:rPr>
+          <w:rFonts w:ascii="Times New Roman" w:hAnsi="Times New Roman" w:eastAsia="Malgun Gothic"/>
+          <w:b/>
+          <w:i w:val="0"/>
+          <w:sz w:val="22"/>
+        </w:rPr>
+        <w:t xml:space="preserve">Лёша: </w:t>
+      </w:r>
+      <w:r>
+        <w:rPr>
+          <w:rFonts w:ascii="Times New Roman" w:hAnsi="Times New Roman" w:eastAsia="Malgun Gothic"/>
+          <w:b w:val="0"/>
+          <w:i w:val="0"/>
+          <w:sz w:val="22"/>
+        </w:rPr>
+        <w:t>Наверное, и то и другое.</w:t>
+      </w:r>
+    </w:p>
+    <w:p>
+      <w:pPr>
+        <w:spacing w:before="0" w:after="110" w:line="300" w:lineRule="auto"/>
+      </w:pPr>
+      <w:r>
+        <w:rPr>
+          <w:rFonts w:ascii="Times New Roman" w:hAnsi="Times New Roman" w:eastAsia="Malgun Gothic"/>
+          <w:b/>
+          <w:i w:val="0"/>
+          <w:sz w:val="22"/>
+        </w:rPr>
+        <w:t xml:space="preserve">Павел: </w:t>
+      </w:r>
+      <w:r>
+        <w:rPr>
+          <w:rFonts w:ascii="Times New Roman" w:hAnsi="Times New Roman" w:eastAsia="Malgun Gothic"/>
+          <w:b w:val="0"/>
+          <w:i/>
+          <w:color w:val="555555"/>
+          <w:sz w:val="22"/>
+        </w:rPr>
+        <w:t>(хлопает его по плечу)</w:t>
+      </w:r>
+      <w:r>
+        <w:rPr>
+          <w:rFonts w:ascii="Times New Roman" w:hAnsi="Times New Roman" w:eastAsia="Malgun Gothic"/>
+          <w:b w:val="0"/>
+          <w:i w:val="0"/>
+          <w:sz w:val="22"/>
+        </w:rPr>
+        <w:t xml:space="preserve"> Ладно. Маша ждёт в машине, она тоже хотела подойти. Потом, когда народ разойдётся.</w:t>
+      </w:r>
+    </w:p>
+    <w:p>
+      <w:pPr>
         <w:keepNext/>
         <w:spacing w:before="320" w:after="140"/>
       </w:pPr>
@@ -1569,10 +2354,20 @@
         <w:rPr>
           <w:rFonts w:ascii="Times New Roman" w:hAnsi="Times New Roman" w:eastAsia="Malgun Gothic"/>
           <w:b w:val="0"/>
+          <w:i/>
+          <w:color w:val="555555"/>
+          <w:sz w:val="22"/>
+        </w:rPr>
+        <w:t>(Лёше)</w:t>
+      </w:r>
+      <w:r>
+        <w:rPr>
+          <w:rFonts w:ascii="Times New Roman" w:hAnsi="Times New Roman" w:eastAsia="Malgun Gothic"/>
+          <w:b w:val="0"/>
           <w:i w:val="0"/>
           <w:sz w:val="22"/>
         </w:rPr>
-        <w:t>Мы всё равно будем бояться каждый день, Лёша. Но мы больше не будем просить тебя остановиться.</w:t>
+        <w:t xml:space="preserve"> Он всю дорогу сюда молчал. Я его таким не видела с тех пор, как он на пенсию ушёл.</w:t>
       </w:r>
     </w:p>
     <w:p>
@@ -1586,7 +2381,7 @@
           <w:i w:val="0"/>
           <w:sz w:val="22"/>
         </w:rPr>
-        <w:t xml:space="preserve">Лёша: </w:t>
+        <w:t xml:space="preserve">Николай: </w:t>
       </w:r>
       <w:r>
         <w:rPr>
@@ -1595,7 +2390,7 @@
           <w:i w:val="0"/>
           <w:sz w:val="22"/>
         </w:rPr>
-        <w:t>Спасибо. Правда, спасибо вам обоим.</w:t>
+        <w:t>Я там, у гроба, стоял и думал: а меня кто придёт хоронить? Мужики из гаражей да соседи. И то если погода будет.</w:t>
       </w:r>
     </w:p>
     <w:p>
@@ -1609,7 +2404,7 @@
           <w:i w:val="0"/>
           <w:sz w:val="22"/>
         </w:rPr>
-        <w:t xml:space="preserve">Николай: </w:t>
+        <w:t xml:space="preserve">Анна: </w:t>
       </w:r>
       <w:r>
         <w:rPr>
@@ -1618,7 +2413,7 @@
           <w:i w:val="0"/>
           <w:sz w:val="22"/>
         </w:rPr>
-        <w:t>Просто… звони матери. Как обещал.</w:t>
+        <w:t>Коля, что ты такое говоришь…</w:t>
       </w:r>
     </w:p>
     <w:p>
@@ -1632,7 +2427,7 @@
           <w:i w:val="0"/>
           <w:sz w:val="22"/>
         </w:rPr>
-        <w:t xml:space="preserve">Лёша: </w:t>
+        <w:t xml:space="preserve">Николай: </w:t>
       </w:r>
       <w:r>
         <w:rPr>
@@ -1641,7 +2436,7 @@
           <w:i w:val="0"/>
           <w:sz w:val="22"/>
         </w:rPr>
-        <w:t>Буду звонить, пап. Обещаю.</w:t>
+        <w:t>Правду говорю, Аня. Прожил тихо — тихо и уйду. А Быков прожил громко. И люди пришли не потому, что положено, а потому, что он за них стоял.</w:t>
       </w:r>
     </w:p>
     <w:p>
@@ -1655,7 +2450,7 @@
           <w:i w:val="0"/>
           <w:sz w:val="22"/>
         </w:rPr>
-        <w:t xml:space="preserve">Анна: </w:t>
+        <w:t xml:space="preserve">Лёша: </w:t>
       </w:r>
       <w:r>
         <w:rPr>
@@ -1664,7 +2459,211 @@
           <w:i w:val="0"/>
           <w:sz w:val="22"/>
         </w:rPr>
+        <w:t>Пап, ты тридцать восемь лет работал, чтобы у нас был дом. Это тоже не тихо.</w:t>
+      </w:r>
+    </w:p>
+    <w:p>
+      <w:pPr>
+        <w:spacing w:before="0" w:after="110" w:line="300" w:lineRule="auto"/>
+      </w:pPr>
+      <w:r>
+        <w:rPr>
+          <w:rFonts w:ascii="Times New Roman" w:hAnsi="Times New Roman" w:eastAsia="Malgun Gothic"/>
+          <w:b/>
+          <w:i w:val="0"/>
+          <w:sz w:val="22"/>
+        </w:rPr>
+        <w:t xml:space="preserve">Николай: </w:t>
+      </w:r>
+      <w:r>
+        <w:rPr>
+          <w:rFonts w:ascii="Times New Roman" w:hAnsi="Times New Roman" w:eastAsia="Malgun Gothic"/>
+          <w:b w:val="0"/>
+          <w:i/>
+          <w:color w:val="555555"/>
+          <w:sz w:val="22"/>
+        </w:rPr>
+        <w:t>(машет рукой, но видно, что тронут)</w:t>
+      </w:r>
+      <w:r>
+        <w:rPr>
+          <w:rFonts w:ascii="Times New Roman" w:hAnsi="Times New Roman" w:eastAsia="Malgun Gothic"/>
+          <w:b w:val="0"/>
+          <w:i w:val="0"/>
+          <w:sz w:val="22"/>
+        </w:rPr>
+        <w:t xml:space="preserve"> Ладно тебе. Не об этом разговор.</w:t>
+      </w:r>
+    </w:p>
+    <w:p>
+      <w:pPr>
+        <w:spacing w:before="0" w:after="110" w:line="300" w:lineRule="auto"/>
+      </w:pPr>
+      <w:r>
+        <w:rPr>
+          <w:rFonts w:ascii="Times New Roman" w:hAnsi="Times New Roman" w:eastAsia="Malgun Gothic"/>
+          <w:b/>
+          <w:i w:val="0"/>
+          <w:sz w:val="22"/>
+        </w:rPr>
+        <w:t xml:space="preserve">Анна: </w:t>
+      </w:r>
+      <w:r>
+        <w:rPr>
+          <w:rFonts w:ascii="Times New Roman" w:hAnsi="Times New Roman" w:eastAsia="Malgun Gothic"/>
+          <w:b w:val="0"/>
+          <w:i w:val="0"/>
+          <w:sz w:val="22"/>
+        </w:rPr>
+        <w:t>Мы всё равно будем бояться каждый день, Лёша. Но мы больше не будем просить тебя остановиться.</w:t>
+      </w:r>
+    </w:p>
+    <w:p>
+      <w:pPr>
+        <w:spacing w:before="0" w:after="110" w:line="300" w:lineRule="auto"/>
+      </w:pPr>
+      <w:r>
+        <w:rPr>
+          <w:rFonts w:ascii="Times New Roman" w:hAnsi="Times New Roman" w:eastAsia="Malgun Gothic"/>
+          <w:b/>
+          <w:i w:val="0"/>
+          <w:sz w:val="22"/>
+        </w:rPr>
+        <w:t xml:space="preserve">Лёша: </w:t>
+      </w:r>
+      <w:r>
+        <w:rPr>
+          <w:rFonts w:ascii="Times New Roman" w:hAnsi="Times New Roman" w:eastAsia="Malgun Gothic"/>
+          <w:b w:val="0"/>
+          <w:i w:val="0"/>
+          <w:sz w:val="22"/>
+        </w:rPr>
+        <w:t>Спасибо. Правда, спасибо вам обоим.</w:t>
+      </w:r>
+    </w:p>
+    <w:p>
+      <w:pPr>
+        <w:spacing w:before="0" w:after="110" w:line="300" w:lineRule="auto"/>
+      </w:pPr>
+      <w:r>
+        <w:rPr>
+          <w:rFonts w:ascii="Times New Roman" w:hAnsi="Times New Roman" w:eastAsia="Malgun Gothic"/>
+          <w:b/>
+          <w:i w:val="0"/>
+          <w:sz w:val="22"/>
+        </w:rPr>
+        <w:t xml:space="preserve">Николай: </w:t>
+      </w:r>
+      <w:r>
+        <w:rPr>
+          <w:rFonts w:ascii="Times New Roman" w:hAnsi="Times New Roman" w:eastAsia="Malgun Gothic"/>
+          <w:b w:val="0"/>
+          <w:i w:val="0"/>
+          <w:sz w:val="22"/>
+        </w:rPr>
+        <w:t>Просто… звони матери. Как обещал.</w:t>
+      </w:r>
+    </w:p>
+    <w:p>
+      <w:pPr>
+        <w:spacing w:before="0" w:after="110" w:line="300" w:lineRule="auto"/>
+      </w:pPr>
+      <w:r>
+        <w:rPr>
+          <w:rFonts w:ascii="Times New Roman" w:hAnsi="Times New Roman" w:eastAsia="Malgun Gothic"/>
+          <w:b/>
+          <w:i w:val="0"/>
+          <w:sz w:val="22"/>
+        </w:rPr>
+        <w:t xml:space="preserve">Лёша: </w:t>
+      </w:r>
+      <w:r>
+        <w:rPr>
+          <w:rFonts w:ascii="Times New Roman" w:hAnsi="Times New Roman" w:eastAsia="Malgun Gothic"/>
+          <w:b w:val="0"/>
+          <w:i w:val="0"/>
+          <w:sz w:val="22"/>
+        </w:rPr>
+        <w:t>Буду звонить, пап. Обещаю.</w:t>
+      </w:r>
+    </w:p>
+    <w:p>
+      <w:pPr>
+        <w:spacing w:before="0" w:after="110" w:line="300" w:lineRule="auto"/>
+      </w:pPr>
+      <w:r>
+        <w:rPr>
+          <w:rFonts w:ascii="Times New Roman" w:hAnsi="Times New Roman" w:eastAsia="Malgun Gothic"/>
+          <w:b/>
+          <w:i w:val="0"/>
+          <w:sz w:val="22"/>
+        </w:rPr>
+        <w:t xml:space="preserve">Анна: </w:t>
+      </w:r>
+      <w:r>
+        <w:rPr>
+          <w:rFonts w:ascii="Times New Roman" w:hAnsi="Times New Roman" w:eastAsia="Malgun Gothic"/>
+          <w:b w:val="0"/>
+          <w:i w:val="0"/>
+          <w:sz w:val="22"/>
+        </w:rPr>
         <w:t>И приезжай на ужин. Хоть иногда. Чтобы за столом все были живы.</w:t>
+      </w:r>
+    </w:p>
+    <w:p>
+      <w:pPr>
+        <w:spacing w:before="0" w:after="110" w:line="300" w:lineRule="auto"/>
+      </w:pPr>
+      <w:r>
+        <w:rPr>
+          <w:rFonts w:ascii="Times New Roman" w:hAnsi="Times New Roman" w:eastAsia="Malgun Gothic"/>
+          <w:b/>
+          <w:i w:val="0"/>
+          <w:sz w:val="22"/>
+        </w:rPr>
+        <w:t xml:space="preserve">Лёша: </w:t>
+      </w:r>
+      <w:r>
+        <w:rPr>
+          <w:rFonts w:ascii="Times New Roman" w:hAnsi="Times New Roman" w:eastAsia="Malgun Gothic"/>
+          <w:b w:val="0"/>
+          <w:i w:val="0"/>
+          <w:sz w:val="22"/>
+        </w:rPr>
+        <w:t>Буду, мам. Все будут живы. Обещаю.</w:t>
+      </w:r>
+    </w:p>
+    <w:p>
+      <w:pPr>
+        <w:spacing w:before="0" w:after="110" w:line="300" w:lineRule="auto"/>
+      </w:pPr>
+      <w:r>
+        <w:rPr>
+          <w:rFonts w:ascii="Times New Roman" w:hAnsi="Times New Roman" w:eastAsia="Malgun Gothic"/>
+          <w:b/>
+          <w:i w:val="0"/>
+          <w:sz w:val="22"/>
+        </w:rPr>
+        <w:t xml:space="preserve">Анна: </w:t>
+      </w:r>
+      <w:r>
+        <w:rPr>
+          <w:rFonts w:ascii="Times New Roman" w:hAnsi="Times New Roman" w:eastAsia="Malgun Gothic"/>
+          <w:b w:val="0"/>
+          <w:i/>
+          <w:color w:val="555555"/>
+          <w:sz w:val="22"/>
+        </w:rPr>
+        <w:t>(тихо)</w:t>
+      </w:r>
+      <w:r>
+        <w:rPr>
+          <w:rFonts w:ascii="Times New Roman" w:hAnsi="Times New Roman" w:eastAsia="Malgun Gothic"/>
+          <w:b w:val="0"/>
+          <w:i w:val="0"/>
+          <w:sz w:val="22"/>
+        </w:rPr>
+        <w:t xml:space="preserve"> Не обещай того, что не от тебя зависит, сынок. Просто приезжай.</w:t>
       </w:r>
     </w:p>
     <w:p>
@@ -1828,6 +2827,29 @@
           <w:i w:val="0"/>
           <w:sz w:val="22"/>
         </w:rPr>
+        <w:t>Мама просила приезжать на ужин. А отец извинился — вы бы не поверили, Виктор Петрович. Николай Орлов извинился.</w:t>
+      </w:r>
+    </w:p>
+    <w:p>
+      <w:pPr>
+        <w:spacing w:before="0" w:after="110" w:line="300" w:lineRule="auto"/>
+      </w:pPr>
+      <w:r>
+        <w:rPr>
+          <w:rFonts w:ascii="Times New Roman" w:hAnsi="Times New Roman" w:eastAsia="Malgun Gothic"/>
+          <w:b/>
+          <w:i w:val="0"/>
+          <w:sz w:val="22"/>
+        </w:rPr>
+        <w:t xml:space="preserve">Лёша: </w:t>
+      </w:r>
+      <w:r>
+        <w:rPr>
+          <w:rFonts w:ascii="Times New Roman" w:hAnsi="Times New Roman" w:eastAsia="Malgun Gothic"/>
+          <w:b w:val="0"/>
+          <w:i w:val="0"/>
+          <w:sz w:val="22"/>
+        </w:rPr>
         <w:t>Знаю, вы бы сказали — «осторожно, Алексей». Я буду осторожен. Но я не остановлюсь. Обещание есть обещание.</w:t>
       </w:r>
     </w:p>
@@ -2072,6 +3094,210 @@
           <w:sz w:val="22"/>
         </w:rPr>
         <w:t>Помогу, чем смогу, пока силы есть. Виктор бы этого хотел.</w:t>
+      </w:r>
+    </w:p>
+    <w:p>
+      <w:pPr>
+        <w:spacing w:before="0" w:after="110" w:line="300" w:lineRule="auto"/>
+      </w:pPr>
+      <w:r>
+        <w:rPr>
+          <w:rFonts w:ascii="Times New Roman" w:hAnsi="Times New Roman" w:eastAsia="Malgun Gothic"/>
+          <w:b/>
+          <w:i w:val="0"/>
+          <w:sz w:val="22"/>
+        </w:rPr>
+        <w:t xml:space="preserve">Лёша: </w:t>
+      </w:r>
+      <w:r>
+        <w:rPr>
+          <w:rFonts w:ascii="Times New Roman" w:hAnsi="Times New Roman" w:eastAsia="Malgun Gothic"/>
+          <w:b w:val="0"/>
+          <w:i w:val="0"/>
+          <w:sz w:val="22"/>
+        </w:rPr>
+        <w:t>А бюро? Что будет с бюро Виктора Петровича?</w:t>
+      </w:r>
+    </w:p>
+    <w:p>
+      <w:pPr>
+        <w:spacing w:before="0" w:after="110" w:line="300" w:lineRule="auto"/>
+      </w:pPr>
+      <w:r>
+        <w:rPr>
+          <w:rFonts w:ascii="Times New Roman" w:hAnsi="Times New Roman" w:eastAsia="Malgun Gothic"/>
+          <w:b/>
+          <w:i w:val="0"/>
+          <w:sz w:val="22"/>
+        </w:rPr>
+        <w:t xml:space="preserve">Зоя: </w:t>
+      </w:r>
+      <w:r>
+        <w:rPr>
+          <w:rFonts w:ascii="Times New Roman" w:hAnsi="Times New Roman" w:eastAsia="Malgun Gothic"/>
+          <w:b w:val="0"/>
+          <w:i w:val="0"/>
+          <w:sz w:val="22"/>
+        </w:rPr>
+        <w:t>Бюро — это не стены, Алексей. Стены сдадут кому-нибудь под парикмахерскую, и Витя бы над этим посмеялся. А дела ты не бросишь — ни отсюда, ни из столицы. Он тебе их не для того оставил.</w:t>
+      </w:r>
+    </w:p>
+    <w:p>
+      <w:pPr>
+        <w:spacing w:before="0" w:after="110" w:line="300" w:lineRule="auto"/>
+      </w:pPr>
+      <w:r>
+        <w:rPr>
+          <w:rFonts w:ascii="Times New Roman" w:hAnsi="Times New Roman" w:eastAsia="Malgun Gothic"/>
+          <w:b/>
+          <w:i w:val="0"/>
+          <w:sz w:val="22"/>
+        </w:rPr>
+        <w:t xml:space="preserve">Лёша: </w:t>
+      </w:r>
+      <w:r>
+        <w:rPr>
+          <w:rFonts w:ascii="Times New Roman" w:hAnsi="Times New Roman" w:eastAsia="Malgun Gothic"/>
+          <w:b w:val="0"/>
+          <w:i w:val="0"/>
+          <w:sz w:val="22"/>
+        </w:rPr>
+        <w:t>Не брошу.</w:t>
+      </w:r>
+    </w:p>
+    <w:p>
+      <w:pPr>
+        <w:spacing w:before="0" w:after="110" w:line="300" w:lineRule="auto"/>
+      </w:pPr>
+      <w:r>
+        <w:rPr>
+          <w:rFonts w:ascii="Times New Roman" w:hAnsi="Times New Roman" w:eastAsia="Malgun Gothic"/>
+          <w:b/>
+          <w:i w:val="0"/>
+          <w:sz w:val="22"/>
+        </w:rPr>
+        <w:t xml:space="preserve">Зоя: </w:t>
+      </w:r>
+      <w:r>
+        <w:rPr>
+          <w:rFonts w:ascii="Times New Roman" w:hAnsi="Times New Roman" w:eastAsia="Malgun Gothic"/>
+          <w:b w:val="0"/>
+          <w:i/>
+          <w:color w:val="555555"/>
+          <w:sz w:val="22"/>
+        </w:rPr>
+        <w:t>(берёт со стола очки Быкова, вертит в руках)</w:t>
+      </w:r>
+      <w:r>
+        <w:rPr>
+          <w:rFonts w:ascii="Times New Roman" w:hAnsi="Times New Roman" w:eastAsia="Malgun Gothic"/>
+          <w:b w:val="0"/>
+          <w:i w:val="0"/>
+          <w:sz w:val="22"/>
+        </w:rPr>
+        <w:t xml:space="preserve"> Он их вечно везде забывал. Тридцать пять лет я находила его очки — в архиве, в суде, у себя на кухне.</w:t>
+      </w:r>
+    </w:p>
+    <w:p>
+      <w:pPr>
+        <w:spacing w:before="0" w:after="110" w:line="300" w:lineRule="auto"/>
+      </w:pPr>
+      <w:r>
+        <w:rPr>
+          <w:rFonts w:ascii="Times New Roman" w:hAnsi="Times New Roman" w:eastAsia="Malgun Gothic"/>
+          <w:b/>
+          <w:i w:val="0"/>
+          <w:sz w:val="22"/>
+        </w:rPr>
+        <w:t xml:space="preserve">Лёша: </w:t>
+      </w:r>
+      <w:r>
+        <w:rPr>
+          <w:rFonts w:ascii="Times New Roman" w:hAnsi="Times New Roman" w:eastAsia="Malgun Gothic"/>
+          <w:b w:val="0"/>
+          <w:i w:val="0"/>
+          <w:sz w:val="22"/>
+        </w:rPr>
+        <w:t>Оставьте их себе, Зоя Петровна.</w:t>
+      </w:r>
+    </w:p>
+    <w:p>
+      <w:pPr>
+        <w:spacing w:before="0" w:after="110" w:line="300" w:lineRule="auto"/>
+      </w:pPr>
+      <w:r>
+        <w:rPr>
+          <w:rFonts w:ascii="Times New Roman" w:hAnsi="Times New Roman" w:eastAsia="Malgun Gothic"/>
+          <w:b/>
+          <w:i w:val="0"/>
+          <w:sz w:val="22"/>
+        </w:rPr>
+        <w:t xml:space="preserve">Зоя: </w:t>
+      </w:r>
+      <w:r>
+        <w:rPr>
+          <w:rFonts w:ascii="Times New Roman" w:hAnsi="Times New Roman" w:eastAsia="Malgun Gothic"/>
+          <w:b w:val="0"/>
+          <w:i w:val="0"/>
+          <w:sz w:val="22"/>
+        </w:rPr>
+        <w:t>Нет. Положи в ящик, где лежали. Пусть бюро ещё немного побудет его.</w:t>
+      </w:r>
+    </w:p>
+    <w:p>
+      <w:pPr>
+        <w:spacing w:before="0" w:after="110" w:line="300" w:lineRule="auto"/>
+      </w:pPr>
+      <w:r>
+        <w:rPr>
+          <w:rFonts w:ascii="Times New Roman" w:hAnsi="Times New Roman" w:eastAsia="Malgun Gothic"/>
+          <w:b/>
+          <w:i w:val="0"/>
+          <w:sz w:val="22"/>
+        </w:rPr>
+        <w:t xml:space="preserve">Лёша: </w:t>
+      </w:r>
+      <w:r>
+        <w:rPr>
+          <w:rFonts w:ascii="Times New Roman" w:hAnsi="Times New Roman" w:eastAsia="Malgun Gothic"/>
+          <w:b w:val="0"/>
+          <w:i w:val="0"/>
+          <w:sz w:val="22"/>
+        </w:rPr>
+        <w:t>Когда я уеду, вы… справитесь одна?</w:t>
+      </w:r>
+    </w:p>
+    <w:p>
+      <w:pPr>
+        <w:spacing w:before="0" w:after="110" w:line="300" w:lineRule="auto"/>
+      </w:pPr>
+      <w:r>
+        <w:rPr>
+          <w:rFonts w:ascii="Times New Roman" w:hAnsi="Times New Roman" w:eastAsia="Malgun Gothic"/>
+          <w:b/>
+          <w:i w:val="0"/>
+          <w:sz w:val="22"/>
+        </w:rPr>
+        <w:t xml:space="preserve">Зоя: </w:t>
+      </w:r>
+      <w:r>
+        <w:rPr>
+          <w:rFonts w:ascii="Times New Roman" w:hAnsi="Times New Roman" w:eastAsia="Malgun Gothic"/>
+          <w:b w:val="0"/>
+          <w:i/>
+          <w:color w:val="555555"/>
+          <w:sz w:val="22"/>
+        </w:rPr>
+        <w:t>(строго, совсем по-быковски)</w:t>
+      </w:r>
+      <w:r>
+        <w:rPr>
+          <w:rFonts w:ascii="Times New Roman" w:hAnsi="Times New Roman" w:eastAsia="Malgun Gothic"/>
+          <w:b w:val="0"/>
+          <w:i w:val="0"/>
+          <w:sz w:val="22"/>
+        </w:rPr>
+        <w:t xml:space="preserve"> Алексей. Я справлялась одна, когда тебя ещё на свете не было. Замолчи и займись делом.</w:t>
       </w:r>
     </w:p>
     <w:p>

--- a/러시아 인권변호사/1부/1부_12화_결심.docx
+++ b/러시아 인권변호사/1부/1부_12화_결심.docx
@@ -36,7 +36,7 @@
           <w:i w:val="0"/>
           <w:sz w:val="22"/>
         </w:rPr>
-        <w:t>알렉세이 “료샤” 오를로프(젊은 변호사) / 조야 페트로브나(비코프의 35년 지기) / 파벨 게나디예비치 그리신(료샤의 소꿉친구) / 다리야 이고레브나 볼코바(기자) / 올가 빅토로브나 네스테로바(인권활동가) / 류드밀라 사프로노바(시브자보드 사건 의뢰인) / 세묜·갈리나 두빈(목격자 부부) / 니콜라이·안나 오를로프(료샤의 부모) / 마리나 드미트리예브나 쿠즈네초바(‘노브텍스’ 노동자 대표, 동료 직공 몇 명과 함께)</w:t>
+        <w:t>알렉세이 “료샤” 오를로프(젊은 변호사) / 조야 페트로브나(비코프의 35년 지기) / 파벨 겐나디예비치 그리신(료샤의 소꿉친구) / 다리야 이고레브나 볼코바(기자) / 올가 빅토로브나 네스테로바(인권활동가) / 류드밀라 사프로노바(시브자보드 사건 의뢰인) / 세묜·갈리나 두빈(목격자 부부) / 니콜라이·안나 오를로프(료샤의 부모) / 마리나 드미트리예브나 쿠즈네초바(‘노브텍스’ 노동자 대표, 동료 직공 몇 명과 함께)</w:t>
       </w:r>
     </w:p>
     <w:p>

--- a/러시아 인권변호사/1부/1부_12화_결심.docx
+++ b/러시아 인권변호사/1부/1부_12화_결심.docx
@@ -3369,7 +3369,7 @@
           <w:i w:val="0"/>
           <w:sz w:val="22"/>
         </w:rPr>
-        <w:t xml:space="preserve"> — 장면 2 추도사에서 조야가 조문 온 노동자·과부·직공들을 가리키며 “비탸는 기념비를 비웃었겠지만, 그에게 이르는 사람들의 길은 풀로 덮이지 않을 것이다. 그 길이 바로 여러분”이라고 인용한다. 마리나가 “Не зарастёт”로 응답한다. 돌이 아니라 사람으로 이어지는 기억이라는 1부의 결론.</w:t>
+        <w:t xml:space="preserve"> — 한국어 해설: 장면 2 추도사에서 조야가 조문 온 노동자·과부·직공들을 가리키며 “비탸는 기념비를 비웃었겠지만, 그에게 이르는 사람들의 길은 풀로 덮이지 않을 것이다. 그 길이 바로 여러분”이라고 인용한다. 마리나가 “Не зарастёт”로 응답한다. 돌이 아니라 사람으로 이어지는 기억이라는 1부의 결론.</w:t>
       </w:r>
     </w:p>
     <w:p>
@@ -3392,7 +3392,7 @@
           <w:i w:val="0"/>
           <w:sz w:val="22"/>
         </w:rPr>
-        <w:t xml:space="preserve"> — 장면 7에서 료샤가 무덤 앞 독백으로, 생전에 비코프가 소리 내어 읽어 주던 시를 떠올린다. 끝을 알면서도 길을 간 스승을 이해하고, 같은 길(수도 상경, 전국 네트워크)을 택하는 료샤의 결심을 확정한다. 파벨의 “네 한계를 잊지 마라”에 “약속할 수 없다”고 답한 장면 5와 함께 이후 료샤의 운명을 예고한다.</w:t>
+        <w:t xml:space="preserve"> — 한국어 해설: 장면 7에서 료샤가 무덤 앞 독백으로, 생전에 비코프가 소리 내어 읽어 주던 시를 떠올린다. 끝을 알면서도 길을 간 스승을 이해하고, 같은 길(수도 상경, 전국 네트워크)을 택하는 료샤의 결심을 확정한다. 파벨의 “네 한계를 잊지 마라”에 “약속할 수 없다”고 답한 장면 5와 함께 이후 료샤의 운명을 예고한다.</w:t>
       </w:r>
     </w:p>
     <w:p>
